--- a/docs/MODULES/Branch.docx
+++ b/docs/MODULES/Branch.docx
@@ -509,6 +509,12 @@
               <w:right w:w="60" w:type="dxa"/>
             </w:tcMar>
             <w:shd w:fill="1A365D" w:val="clear"/>
+            <w:tcMar>
+              <w:top w:w="40" w:type="dxa"/>
+              <w:bottom w:w="40" w:type="dxa"/>
+              <w:left w:w="60" w:type="dxa"/>
+              <w:right w:w="60" w:type="dxa"/>
+            </w:tcMar>
           </w:tcPr>
           <w:p>
             <w:pPr>
@@ -536,6 +542,12 @@
               <w:right w:w="60" w:type="dxa"/>
             </w:tcMar>
             <w:shd w:fill="1A365D" w:val="clear"/>
+            <w:tcMar>
+              <w:top w:w="40" w:type="dxa"/>
+              <w:bottom w:w="40" w:type="dxa"/>
+              <w:left w:w="60" w:type="dxa"/>
+              <w:right w:w="60" w:type="dxa"/>
+            </w:tcMar>
           </w:tcPr>
           <w:p>
             <w:pPr>
@@ -564,6 +576,12 @@
               <w:left w:w="60" w:type="dxa"/>
               <w:right w:w="60" w:type="dxa"/>
             </w:tcMar>
+            <w:tcMar>
+              <w:top w:w="40" w:type="dxa"/>
+              <w:bottom w:w="40" w:type="dxa"/>
+              <w:left w:w="60" w:type="dxa"/>
+              <w:right w:w="60" w:type="dxa"/>
+            </w:tcMar>
           </w:tcPr>
           <w:p>
             <w:pPr>
@@ -582,6 +600,12 @@
         </w:tc>
         <w:tc>
           <w:tcPr>
+            <w:tcMar>
+              <w:top w:w="40" w:type="dxa"/>
+              <w:bottom w:w="40" w:type="dxa"/>
+              <w:left w:w="60" w:type="dxa"/>
+              <w:right w:w="60" w:type="dxa"/>
+            </w:tcMar>
             <w:tcMar>
               <w:top w:w="40" w:type="dxa"/>
               <w:bottom w:w="40" w:type="dxa"/>
@@ -672,6 +696,12 @@
               <w:left w:w="60" w:type="dxa"/>
               <w:right w:w="60" w:type="dxa"/>
             </w:tcMar>
+            <w:tcMar>
+              <w:top w:w="40" w:type="dxa"/>
+              <w:bottom w:w="40" w:type="dxa"/>
+              <w:left w:w="60" w:type="dxa"/>
+              <w:right w:w="60" w:type="dxa"/>
+            </w:tcMar>
           </w:tcPr>
           <w:p>
             <w:pPr>
@@ -690,6 +720,12 @@
         </w:tc>
         <w:tc>
           <w:tcPr>
+            <w:tcMar>
+              <w:top w:w="40" w:type="dxa"/>
+              <w:bottom w:w="40" w:type="dxa"/>
+              <w:left w:w="60" w:type="dxa"/>
+              <w:right w:w="60" w:type="dxa"/>
+            </w:tcMar>
             <w:tcMar>
               <w:top w:w="40" w:type="dxa"/>
               <w:bottom w:w="40" w:type="dxa"/>
@@ -767,6 +803,12 @@
               <w:left w:w="60" w:type="dxa"/>
               <w:right w:w="60" w:type="dxa"/>
             </w:tcMar>
+            <w:tcMar>
+              <w:top w:w="40" w:type="dxa"/>
+              <w:bottom w:w="40" w:type="dxa"/>
+              <w:left w:w="60" w:type="dxa"/>
+              <w:right w:w="60" w:type="dxa"/>
+            </w:tcMar>
           </w:tcPr>
           <w:p>
             <w:pPr>
@@ -785,6 +827,12 @@
         </w:tc>
         <w:tc>
           <w:tcPr>
+            <w:tcMar>
+              <w:top w:w="40" w:type="dxa"/>
+              <w:bottom w:w="40" w:type="dxa"/>
+              <w:left w:w="60" w:type="dxa"/>
+              <w:right w:w="60" w:type="dxa"/>
+            </w:tcMar>
             <w:tcMar>
               <w:top w:w="40" w:type="dxa"/>
               <w:bottom w:w="40" w:type="dxa"/>
@@ -861,6 +909,12 @@
               <w:left w:w="60" w:type="dxa"/>
               <w:right w:w="60" w:type="dxa"/>
             </w:tcMar>
+            <w:tcMar>
+              <w:top w:w="40" w:type="dxa"/>
+              <w:bottom w:w="40" w:type="dxa"/>
+              <w:left w:w="60" w:type="dxa"/>
+              <w:right w:w="60" w:type="dxa"/>
+            </w:tcMar>
           </w:tcPr>
           <w:p>
             <w:pPr>
@@ -879,6 +933,12 @@
         </w:tc>
         <w:tc>
           <w:tcPr>
+            <w:tcMar>
+              <w:top w:w="40" w:type="dxa"/>
+              <w:bottom w:w="40" w:type="dxa"/>
+              <w:left w:w="60" w:type="dxa"/>
+              <w:right w:w="60" w:type="dxa"/>
+            </w:tcMar>
             <w:tcMar>
               <w:top w:w="40" w:type="dxa"/>
               <w:bottom w:w="40" w:type="dxa"/>

--- a/docs/MODULES/Branch.docx
+++ b/docs/MODULES/Branch.docx
@@ -509,12 +509,6 @@
               <w:right w:w="60" w:type="dxa"/>
             </w:tcMar>
             <w:shd w:fill="1A365D" w:val="clear"/>
-            <w:tcMar>
-              <w:top w:w="40" w:type="dxa"/>
-              <w:bottom w:w="40" w:type="dxa"/>
-              <w:left w:w="60" w:type="dxa"/>
-              <w:right w:w="60" w:type="dxa"/>
-            </w:tcMar>
           </w:tcPr>
           <w:p>
             <w:pPr>
@@ -542,12 +536,6 @@
               <w:right w:w="60" w:type="dxa"/>
             </w:tcMar>
             <w:shd w:fill="1A365D" w:val="clear"/>
-            <w:tcMar>
-              <w:top w:w="40" w:type="dxa"/>
-              <w:bottom w:w="40" w:type="dxa"/>
-              <w:left w:w="60" w:type="dxa"/>
-              <w:right w:w="60" w:type="dxa"/>
-            </w:tcMar>
           </w:tcPr>
           <w:p>
             <w:pPr>
@@ -576,12 +564,6 @@
               <w:left w:w="60" w:type="dxa"/>
               <w:right w:w="60" w:type="dxa"/>
             </w:tcMar>
-            <w:tcMar>
-              <w:top w:w="40" w:type="dxa"/>
-              <w:bottom w:w="40" w:type="dxa"/>
-              <w:left w:w="60" w:type="dxa"/>
-              <w:right w:w="60" w:type="dxa"/>
-            </w:tcMar>
           </w:tcPr>
           <w:p>
             <w:pPr>
@@ -600,12 +582,6 @@
         </w:tc>
         <w:tc>
           <w:tcPr>
-            <w:tcMar>
-              <w:top w:w="40" w:type="dxa"/>
-              <w:bottom w:w="40" w:type="dxa"/>
-              <w:left w:w="60" w:type="dxa"/>
-              <w:right w:w="60" w:type="dxa"/>
-            </w:tcMar>
             <w:tcMar>
               <w:top w:w="40" w:type="dxa"/>
               <w:bottom w:w="40" w:type="dxa"/>
@@ -696,12 +672,6 @@
               <w:left w:w="60" w:type="dxa"/>
               <w:right w:w="60" w:type="dxa"/>
             </w:tcMar>
-            <w:tcMar>
-              <w:top w:w="40" w:type="dxa"/>
-              <w:bottom w:w="40" w:type="dxa"/>
-              <w:left w:w="60" w:type="dxa"/>
-              <w:right w:w="60" w:type="dxa"/>
-            </w:tcMar>
           </w:tcPr>
           <w:p>
             <w:pPr>
@@ -720,12 +690,6 @@
         </w:tc>
         <w:tc>
           <w:tcPr>
-            <w:tcMar>
-              <w:top w:w="40" w:type="dxa"/>
-              <w:bottom w:w="40" w:type="dxa"/>
-              <w:left w:w="60" w:type="dxa"/>
-              <w:right w:w="60" w:type="dxa"/>
-            </w:tcMar>
             <w:tcMar>
               <w:top w:w="40" w:type="dxa"/>
               <w:bottom w:w="40" w:type="dxa"/>
@@ -803,12 +767,6 @@
               <w:left w:w="60" w:type="dxa"/>
               <w:right w:w="60" w:type="dxa"/>
             </w:tcMar>
-            <w:tcMar>
-              <w:top w:w="40" w:type="dxa"/>
-              <w:bottom w:w="40" w:type="dxa"/>
-              <w:left w:w="60" w:type="dxa"/>
-              <w:right w:w="60" w:type="dxa"/>
-            </w:tcMar>
           </w:tcPr>
           <w:p>
             <w:pPr>
@@ -827,12 +785,6 @@
         </w:tc>
         <w:tc>
           <w:tcPr>
-            <w:tcMar>
-              <w:top w:w="40" w:type="dxa"/>
-              <w:bottom w:w="40" w:type="dxa"/>
-              <w:left w:w="60" w:type="dxa"/>
-              <w:right w:w="60" w:type="dxa"/>
-            </w:tcMar>
             <w:tcMar>
               <w:top w:w="40" w:type="dxa"/>
               <w:bottom w:w="40" w:type="dxa"/>
@@ -909,12 +861,6 @@
               <w:left w:w="60" w:type="dxa"/>
               <w:right w:w="60" w:type="dxa"/>
             </w:tcMar>
-            <w:tcMar>
-              <w:top w:w="40" w:type="dxa"/>
-              <w:bottom w:w="40" w:type="dxa"/>
-              <w:left w:w="60" w:type="dxa"/>
-              <w:right w:w="60" w:type="dxa"/>
-            </w:tcMar>
           </w:tcPr>
           <w:p>
             <w:pPr>
@@ -933,12 +879,6 @@
         </w:tc>
         <w:tc>
           <w:tcPr>
-            <w:tcMar>
-              <w:top w:w="40" w:type="dxa"/>
-              <w:bottom w:w="40" w:type="dxa"/>
-              <w:left w:w="60" w:type="dxa"/>
-              <w:right w:w="60" w:type="dxa"/>
-            </w:tcMar>
             <w:tcMar>
               <w:top w:w="40" w:type="dxa"/>
               <w:bottom w:w="40" w:type="dxa"/>

--- a/docs/MODULES/Branch.docx
+++ b/docs/MODULES/Branch.docx
@@ -31,8 +31,6 @@
     <w:p>
       <w:pPr>
         <w:pStyle w:val="FirstParagraph"/>
-        <w:spacing w:after="160" w:line="276" w:lineRule="auto"/>
-        <w:jc w:val="left"/>
       </w:pPr>
       <w:r>
         <w:t xml:space="preserve">Branch master (codes, name, address, IFSC-like metadata).</w:t>
@@ -132,8 +130,6 @@
     <w:p>
       <w:pPr>
         <w:pStyle w:val="FirstParagraph"/>
-        <w:spacing w:after="160" w:line="276" w:lineRule="auto"/>
-        <w:jc w:val="left"/>
       </w:pPr>
       <w:r>
         <w:t xml:space="preserve">Multi-branch operations, reporting by branch, validated branch codes in</w:t>
@@ -158,8 +154,6 @@
     <w:p>
       <w:pPr>
         <w:pStyle w:val="FirstParagraph"/>
-        <w:spacing w:after="160" w:line="276" w:lineRule="auto"/>
-        <w:jc w:val="left"/>
       </w:pPr>
       <w:r>
         <w:t xml:space="preserve">Planned: ADMIN maintains branches; account open selects branch from</w:t>
@@ -184,8 +178,6 @@
     <w:p>
       <w:pPr>
         <w:pStyle w:val="FirstParagraph"/>
-        <w:spacing w:after="160" w:line="276" w:lineRule="auto"/>
-        <w:jc w:val="left"/>
       </w:pPr>
       <w:r>
         <w:t xml:space="preserve">Today:</w:t>
@@ -233,8 +225,6 @@
     <w:p>
       <w:pPr>
         <w:pStyle w:val="FirstParagraph"/>
-        <w:spacing w:after="160" w:line="276" w:lineRule="auto"/>
-        <w:jc w:val="left"/>
       </w:pPr>
       <w:r>
         <w:t xml:space="preserve">None. Planned:</w:t>
@@ -262,8 +252,6 @@
     <w:p>
       <w:pPr>
         <w:pStyle w:val="FirstParagraph"/>
-        <w:spacing w:after="160" w:line="276" w:lineRule="auto"/>
-        <w:jc w:val="left"/>
       </w:pPr>
       <w:r>
         <w:t xml:space="preserve">None. Planned:</w:t>
@@ -297,8 +285,6 @@
     <w:p>
       <w:pPr>
         <w:pStyle w:val="FirstParagraph"/>
-        <w:spacing w:after="160" w:line="276" w:lineRule="auto"/>
-        <w:jc w:val="left"/>
       </w:pPr>
       <w:r>
         <w:t xml:space="preserve">None</w:t>
@@ -317,8 +303,6 @@
     <w:p>
       <w:pPr>
         <w:pStyle w:val="FirstParagraph"/>
-        <w:spacing w:after="160" w:line="276" w:lineRule="auto"/>
-        <w:jc w:val="left"/>
       </w:pPr>
       <w:r>
         <w:t xml:space="preserve">Today: none beyond non-null string on open. Planned: FK exists and</w:t>
@@ -343,8 +327,6 @@
     <w:p>
       <w:pPr>
         <w:pStyle w:val="FirstParagraph"/>
-        <w:spacing w:after="160" w:line="276" w:lineRule="auto"/>
-        <w:jc w:val="left"/>
       </w:pPr>
       <w:r>
         <w:t xml:space="preserve">Planned: ADMIN write; broader read</w:t>
@@ -363,8 +345,6 @@
     <w:p>
       <w:pPr>
         <w:pStyle w:val="FirstParagraph"/>
-        <w:spacing w:after="160" w:line="276" w:lineRule="auto"/>
-        <w:jc w:val="left"/>
       </w:pPr>
       <w:r>
         <w:t xml:space="preserve">N/A</w:t>
@@ -383,8 +363,6 @@
     <w:p>
       <w:pPr>
         <w:pStyle w:val="FirstParagraph"/>
-        <w:spacing w:after="160" w:line="276" w:lineRule="auto"/>
-        <w:jc w:val="left"/>
       </w:pPr>
       <w:r>
         <w:t xml:space="preserve">When built: reject unknown branchCode on open account</w:t>
@@ -403,8 +381,6 @@
     <w:p>
       <w:pPr>
         <w:pStyle w:val="FirstParagraph"/>
-        <w:spacing w:after="160" w:line="276" w:lineRule="auto"/>
-        <w:jc w:val="left"/>
       </w:pPr>
       <w:r>
         <w:t xml:space="preserve">Add</w:t>
@@ -447,10 +423,6 @@
       </w:r>
     </w:p>
     <w:p>
-      <w:pPr>
-        <w:spacing w:after="160" w:line="276" w:lineRule="auto"/>
-        <w:jc w:val="left"/>
-      </w:pPr>
       <w:r>
         <w:pict>
           <v:rect style="width:0;height:1.5pt" o:hralign="center" o:hrstd="t" o:hr="t"/>
@@ -480,17 +452,9 @@
     <w:tbl>
       <w:tblPr>
         <w:tblStyle w:val="Table"/>
-        <w:tblW w:type="pct" w:w="5000"/>
-        <w:tblLayout w:type="autofit"/>
+        <w:tblW w:type="pct" w:w="4306"/>
+        <w:tblLayout w:type="fixed"/>
         <w:tblLook w:firstRow="1" w:lastRow="0" w:firstColumn="0" w:lastColumn="0" w:noHBand="0" w:noVBand="0" w:val="0020"/>
-        <w:tblBorders>
-          <w:top w:val="single" w:sz="4" w:space="0" w:color="CBD5E0"/>
-          <w:left w:val="single" w:sz="4" w:space="0" w:color="CBD5E0"/>
-          <w:bottom w:val="single" w:sz="4" w:space="0" w:color="CBD5E0"/>
-          <w:right w:val="single" w:sz="4" w:space="0" w:color="CBD5E0"/>
-          <w:insideH w:val="single" w:sz="4" w:space="0" w:color="CBD5E0"/>
-          <w:insideV w:val="single" w:sz="4" w:space="0" w:color="CBD5E0"/>
-        </w:tblBorders>
       </w:tblPr>
       <w:tblGrid>
         <w:gridCol w:w="2860"/>
@@ -501,55 +465,25 @@
           <w:tblHeader w:val="on"/>
         </w:trPr>
         <w:tc>
-          <w:tcPr>
-            <w:tcMar>
-              <w:top w:w="40" w:type="dxa"/>
-              <w:bottom w:w="40" w:type="dxa"/>
-              <w:left w:w="60" w:type="dxa"/>
-              <w:right w:w="60" w:type="dxa"/>
-            </w:tcMar>
-            <w:shd w:fill="1A365D" w:val="clear"/>
-          </w:tcPr>
+          <w:tcPr/>
           <w:p>
             <w:pPr>
               <w:pStyle w:val="Compact"/>
-              <w:spacing w:before="0" w:after="40" w:line="264" w:lineRule="auto"/>
               <w:jc w:val="left"/>
             </w:pPr>
             <w:r>
-              <w:rPr>
-                <w:rFonts w:ascii="Calibri" w:hAnsi="Calibri"/>
-                <w:b/>
-                <w:color w:val="FFFFFF"/>
-                <w:sz w:val="18"/>
-              </w:rPr>
               <w:t xml:space="preserve">Item</w:t>
             </w:r>
           </w:p>
         </w:tc>
         <w:tc>
-          <w:tcPr>
-            <w:tcMar>
-              <w:top w:w="40" w:type="dxa"/>
-              <w:bottom w:w="40" w:type="dxa"/>
-              <w:left w:w="60" w:type="dxa"/>
-              <w:right w:w="60" w:type="dxa"/>
-            </w:tcMar>
-            <w:shd w:fill="1A365D" w:val="clear"/>
-          </w:tcPr>
+          <w:tcPr/>
           <w:p>
             <w:pPr>
               <w:pStyle w:val="Compact"/>
-              <w:spacing w:before="0" w:after="40" w:line="264" w:lineRule="auto"/>
               <w:jc w:val="left"/>
             </w:pPr>
             <w:r>
-              <w:rPr>
-                <w:rFonts w:ascii="Calibri" w:hAnsi="Calibri"/>
-                <w:b/>
-                <w:color w:val="FFFFFF"/>
-                <w:sz w:val="18"/>
-              </w:rPr>
               <w:t xml:space="preserve">Detail</w:t>
             </w:r>
           </w:p>
@@ -557,107 +491,55 @@
       </w:tr>
       <w:tr>
         <w:tc>
-          <w:tcPr>
-            <w:tcMar>
-              <w:top w:w="40" w:type="dxa"/>
-              <w:bottom w:w="40" w:type="dxa"/>
-              <w:left w:w="60" w:type="dxa"/>
-              <w:right w:w="60" w:type="dxa"/>
-            </w:tcMar>
-          </w:tcPr>
+          <w:tcPr/>
           <w:p>
             <w:pPr>
               <w:pStyle w:val="Compact"/>
-              <w:spacing w:before="0" w:after="40" w:line="264" w:lineRule="auto"/>
               <w:jc w:val="left"/>
             </w:pPr>
             <w:r>
-              <w:rPr>
-                <w:rFonts w:ascii="Calibri" w:hAnsi="Calibri"/>
-                <w:sz w:val="18"/>
-              </w:rPr>
               <w:t xml:space="preserve">Files</w:t>
             </w:r>
           </w:p>
         </w:tc>
         <w:tc>
-          <w:tcPr>
-            <w:tcMar>
-              <w:top w:w="40" w:type="dxa"/>
-              <w:bottom w:w="40" w:type="dxa"/>
-              <w:left w:w="60" w:type="dxa"/>
-              <w:right w:w="60" w:type="dxa"/>
-            </w:tcMar>
-          </w:tcPr>
+          <w:tcPr/>
           <w:p>
             <w:pPr>
               <w:pStyle w:val="Compact"/>
-              <w:spacing w:before="0" w:after="40" w:line="264" w:lineRule="auto"/>
               <w:jc w:val="left"/>
             </w:pPr>
             <w:r>
-              <w:rPr>
-                <w:rFonts w:ascii="Calibri" w:hAnsi="Calibri"/>
-                <w:sz w:val="18"/>
-              </w:rPr>
               <w:t xml:space="preserve">New</w:t>
             </w:r>
             <w:r>
-              <w:rPr>
-                <w:rFonts w:ascii="Calibri" w:hAnsi="Calibri"/>
-                <w:sz w:val="18"/>
-              </w:rPr>
               <w:t xml:space="preserve"> </w:t>
             </w:r>
             <w:r>
               <w:rPr>
                 <w:rStyle w:val="VerbatimChar"/>
-                <w:rFonts w:ascii="Calibri" w:hAnsi="Calibri"/>
-                <w:sz w:val="18"/>
               </w:rPr>
               <w:t xml:space="preserve">com/bankone/branch/**</w:t>
             </w:r>
             <w:r>
-              <w:rPr>
-                <w:rFonts w:ascii="Calibri" w:hAnsi="Calibri"/>
-                <w:sz w:val="18"/>
-              </w:rPr>
               <w:t xml:space="preserve">;</w:t>
             </w:r>
             <w:r>
-              <w:rPr>
-                <w:rFonts w:ascii="Calibri" w:hAnsi="Calibri"/>
-                <w:sz w:val="18"/>
-              </w:rPr>
               <w:t xml:space="preserve"> </w:t>
             </w:r>
             <w:r>
               <w:rPr>
                 <w:rStyle w:val="VerbatimChar"/>
-                <w:rFonts w:ascii="Calibri" w:hAnsi="Calibri"/>
-                <w:sz w:val="18"/>
               </w:rPr>
               <w:t xml:space="preserve">AccountServiceImpl.openAccount</w:t>
             </w:r>
             <w:r>
-              <w:rPr>
-                <w:rFonts w:ascii="Calibri" w:hAnsi="Calibri"/>
-                <w:sz w:val="18"/>
-              </w:rPr>
               <w:t xml:space="preserve">;</w:t>
             </w:r>
             <w:r>
-              <w:rPr>
-                <w:rFonts w:ascii="Calibri" w:hAnsi="Calibri"/>
-                <w:sz w:val="18"/>
-              </w:rPr>
               <w:t xml:space="preserve"> </w:t>
             </w:r>
             <w:r>
-              <w:rPr>
-                <w:rFonts w:ascii="Calibri" w:hAnsi="Calibri"/>
-                <w:sz w:val="18"/>
-              </w:rPr>
               <w:t xml:space="preserve">Angular account/customer dialogs</w:t>
             </w:r>
           </w:p>
@@ -665,93 +547,51 @@
       </w:tr>
       <w:tr>
         <w:tc>
-          <w:tcPr>
-            <w:tcMar>
-              <w:top w:w="40" w:type="dxa"/>
-              <w:bottom w:w="40" w:type="dxa"/>
-              <w:left w:w="60" w:type="dxa"/>
-              <w:right w:w="60" w:type="dxa"/>
-            </w:tcMar>
-          </w:tcPr>
+          <w:tcPr/>
           <w:p>
             <w:pPr>
               <w:pStyle w:val="Compact"/>
-              <w:spacing w:before="0" w:after="40" w:line="264" w:lineRule="auto"/>
               <w:jc w:val="left"/>
             </w:pPr>
             <w:r>
-              <w:rPr>
-                <w:rFonts w:ascii="Calibri" w:hAnsi="Calibri"/>
-                <w:sz w:val="18"/>
-              </w:rPr>
               <w:t xml:space="preserve">Classes</w:t>
             </w:r>
           </w:p>
         </w:tc>
         <w:tc>
-          <w:tcPr>
-            <w:tcMar>
-              <w:top w:w="40" w:type="dxa"/>
-              <w:bottom w:w="40" w:type="dxa"/>
-              <w:left w:w="60" w:type="dxa"/>
-              <w:right w:w="60" w:type="dxa"/>
-            </w:tcMar>
-          </w:tcPr>
+          <w:tcPr/>
           <w:p>
             <w:pPr>
               <w:pStyle w:val="Compact"/>
-              <w:spacing w:before="0" w:after="40" w:line="264" w:lineRule="auto"/>
               <w:jc w:val="left"/>
             </w:pPr>
             <w:r>
               <w:rPr>
                 <w:rStyle w:val="VerbatimChar"/>
-                <w:rFonts w:ascii="Calibri" w:hAnsi="Calibri"/>
-                <w:sz w:val="18"/>
               </w:rPr>
               <w:t xml:space="preserve">BranchController</w:t>
             </w:r>
             <w:r>
-              <w:rPr>
-                <w:rFonts w:ascii="Calibri" w:hAnsi="Calibri"/>
-                <w:sz w:val="18"/>
-              </w:rPr>
               <w:t xml:space="preserve">,</w:t>
             </w:r>
             <w:r>
-              <w:rPr>
-                <w:rFonts w:ascii="Calibri" w:hAnsi="Calibri"/>
-                <w:sz w:val="18"/>
-              </w:rPr>
               <w:t xml:space="preserve"> </w:t>
             </w:r>
             <w:r>
               <w:rPr>
                 <w:rStyle w:val="VerbatimChar"/>
-                <w:rFonts w:ascii="Calibri" w:hAnsi="Calibri"/>
-                <w:sz w:val="18"/>
               </w:rPr>
               <w:t xml:space="preserve">BranchService</w:t>
             </w:r>
             <w:r>
-              <w:rPr>
-                <w:rFonts w:ascii="Calibri" w:hAnsi="Calibri"/>
-                <w:sz w:val="18"/>
-              </w:rPr>
               <w:t xml:space="preserve">,</w:t>
             </w:r>
             <w:r>
-              <w:rPr>
-                <w:rFonts w:ascii="Calibri" w:hAnsi="Calibri"/>
-                <w:sz w:val="18"/>
-              </w:rPr>
               <w:t xml:space="preserve"> </w:t>
             </w:r>
             <w:r>
               <w:rPr>
                 <w:rStyle w:val="VerbatimChar"/>
-                <w:rFonts w:ascii="Calibri" w:hAnsi="Calibri"/>
-                <w:sz w:val="18"/>
               </w:rPr>
               <w:t xml:space="preserve">AccountServiceImpl</w:t>
             </w:r>
@@ -760,93 +600,49 @@
       </w:tr>
       <w:tr>
         <w:tc>
-          <w:tcPr>
-            <w:tcMar>
-              <w:top w:w="40" w:type="dxa"/>
-              <w:bottom w:w="40" w:type="dxa"/>
-              <w:left w:w="60" w:type="dxa"/>
-              <w:right w:w="60" w:type="dxa"/>
-            </w:tcMar>
-          </w:tcPr>
+          <w:tcPr/>
           <w:p>
             <w:pPr>
               <w:pStyle w:val="Compact"/>
-              <w:spacing w:before="0" w:after="40" w:line="264" w:lineRule="auto"/>
               <w:jc w:val="left"/>
             </w:pPr>
             <w:r>
-              <w:rPr>
-                <w:rFonts w:ascii="Calibri" w:hAnsi="Calibri"/>
-                <w:sz w:val="18"/>
-              </w:rPr>
               <w:t xml:space="preserve">Methods</w:t>
             </w:r>
           </w:p>
         </w:tc>
         <w:tc>
-          <w:tcPr>
-            <w:tcMar>
-              <w:top w:w="40" w:type="dxa"/>
-              <w:bottom w:w="40" w:type="dxa"/>
-              <w:left w:w="60" w:type="dxa"/>
-              <w:right w:w="60" w:type="dxa"/>
-            </w:tcMar>
-          </w:tcPr>
+          <w:tcPr/>
           <w:p>
             <w:pPr>
               <w:pStyle w:val="Compact"/>
-              <w:spacing w:before="0" w:after="40" w:line="264" w:lineRule="auto"/>
               <w:jc w:val="left"/>
             </w:pPr>
             <w:r>
               <w:rPr>
                 <w:rStyle w:val="VerbatimChar"/>
-                <w:rFonts w:ascii="Calibri" w:hAnsi="Calibri"/>
-                <w:sz w:val="18"/>
               </w:rPr>
               <w:t xml:space="preserve">openAccount()</w:t>
             </w:r>
             <w:r>
-              <w:rPr>
-                <w:rFonts w:ascii="Calibri" w:hAnsi="Calibri"/>
-                <w:sz w:val="18"/>
-              </w:rPr>
               <w:t xml:space="preserve"> </w:t>
             </w:r>
             <w:r>
-              <w:rPr>
-                <w:rFonts w:ascii="Calibri" w:hAnsi="Calibri"/>
-                <w:sz w:val="18"/>
-              </w:rPr>
               <w:t xml:space="preserve">—</w:t>
             </w:r>
             <w:r>
-              <w:rPr>
-                <w:rFonts w:ascii="Calibri" w:hAnsi="Calibri"/>
-                <w:sz w:val="18"/>
-              </w:rPr>
               <w:t xml:space="preserve"> </w:t>
             </w:r>
             <w:r>
               <w:rPr>
                 <w:rStyle w:val="VerbatimChar"/>
-                <w:rFonts w:ascii="Calibri" w:hAnsi="Calibri"/>
-                <w:sz w:val="18"/>
               </w:rPr>
               <w:t xml:space="preserve">branchRepository.findByCode</w:t>
             </w:r>
             <w:r>
-              <w:rPr>
-                <w:rFonts w:ascii="Calibri" w:hAnsi="Calibri"/>
-                <w:sz w:val="18"/>
-              </w:rPr>
               <w:t xml:space="preserve"> </w:t>
             </w:r>
             <w:r>
-              <w:rPr>
-                <w:rFonts w:ascii="Calibri" w:hAnsi="Calibri"/>
-                <w:sz w:val="18"/>
-              </w:rPr>
               <w:t xml:space="preserve">before generate</w:t>
             </w:r>
           </w:p>
@@ -854,63 +650,31 @@
       </w:tr>
       <w:tr>
         <w:tc>
-          <w:tcPr>
-            <w:tcMar>
-              <w:top w:w="40" w:type="dxa"/>
-              <w:bottom w:w="40" w:type="dxa"/>
-              <w:left w:w="60" w:type="dxa"/>
-              <w:right w:w="60" w:type="dxa"/>
-            </w:tcMar>
-          </w:tcPr>
+          <w:tcPr/>
           <w:p>
             <w:pPr>
               <w:pStyle w:val="Compact"/>
-              <w:spacing w:before="0" w:after="40" w:line="264" w:lineRule="auto"/>
               <w:jc w:val="left"/>
             </w:pPr>
             <w:r>
-              <w:rPr>
-                <w:rFonts w:ascii="Calibri" w:hAnsi="Calibri"/>
-                <w:sz w:val="18"/>
-              </w:rPr>
               <w:t xml:space="preserve">Impact</w:t>
             </w:r>
           </w:p>
         </w:tc>
         <w:tc>
-          <w:tcPr>
-            <w:tcMar>
-              <w:top w:w="40" w:type="dxa"/>
-              <w:bottom w:w="40" w:type="dxa"/>
-              <w:left w:w="60" w:type="dxa"/>
-              <w:right w:w="60" w:type="dxa"/>
-            </w:tcMar>
-          </w:tcPr>
+          <w:tcPr/>
           <w:p>
             <w:pPr>
               <w:pStyle w:val="Compact"/>
-              <w:spacing w:before="0" w:after="40" w:line="264" w:lineRule="auto"/>
               <w:jc w:val="left"/>
             </w:pPr>
             <w:r>
-              <w:rPr>
-                <w:rFonts w:ascii="Calibri" w:hAnsi="Calibri"/>
-                <w:sz w:val="18"/>
-              </w:rPr>
               <w:t xml:space="preserve">Account number generation; reports;</w:t>
             </w:r>
             <w:r>
-              <w:rPr>
-                <w:rFonts w:ascii="Calibri" w:hAnsi="Calibri"/>
-                <w:sz w:val="18"/>
-              </w:rPr>
               <w:t xml:space="preserve"> </w:t>
             </w:r>
             <w:r>
-              <w:rPr>
-                <w:rFonts w:ascii="Calibri" w:hAnsi="Calibri"/>
-                <w:sz w:val="18"/>
-              </w:rPr>
               <w:t xml:space="preserve">employee home-branch later</w:t>
             </w:r>
           </w:p>

--- a/docs/MODULES/Branch.docx
+++ b/docs/MODULES/Branch.docx
@@ -31,6 +31,8 @@
     <w:p>
       <w:pPr>
         <w:pStyle w:val="FirstParagraph"/>
+        <w:spacing w:after="160" w:line="276" w:lineRule="auto"/>
+        <w:jc w:val="left"/>
       </w:pPr>
       <w:r>
         <w:t xml:space="preserve">Branch master (codes, name, address, IFSC-like metadata).</w:t>
@@ -130,6 +132,8 @@
     <w:p>
       <w:pPr>
         <w:pStyle w:val="FirstParagraph"/>
+        <w:spacing w:after="160" w:line="276" w:lineRule="auto"/>
+        <w:jc w:val="left"/>
       </w:pPr>
       <w:r>
         <w:t xml:space="preserve">Multi-branch operations, reporting by branch, validated branch codes in</w:t>
@@ -154,6 +158,8 @@
     <w:p>
       <w:pPr>
         <w:pStyle w:val="FirstParagraph"/>
+        <w:spacing w:after="160" w:line="276" w:lineRule="auto"/>
+        <w:jc w:val="left"/>
       </w:pPr>
       <w:r>
         <w:t xml:space="preserve">Planned: ADMIN maintains branches; account open selects branch from</w:t>
@@ -178,6 +184,8 @@
     <w:p>
       <w:pPr>
         <w:pStyle w:val="FirstParagraph"/>
+        <w:spacing w:after="160" w:line="276" w:lineRule="auto"/>
+        <w:jc w:val="left"/>
       </w:pPr>
       <w:r>
         <w:t xml:space="preserve">Today:</w:t>
@@ -225,6 +233,8 @@
     <w:p>
       <w:pPr>
         <w:pStyle w:val="FirstParagraph"/>
+        <w:spacing w:after="160" w:line="276" w:lineRule="auto"/>
+        <w:jc w:val="left"/>
       </w:pPr>
       <w:r>
         <w:t xml:space="preserve">None. Planned:</w:t>
@@ -252,6 +262,8 @@
     <w:p>
       <w:pPr>
         <w:pStyle w:val="FirstParagraph"/>
+        <w:spacing w:after="160" w:line="276" w:lineRule="auto"/>
+        <w:jc w:val="left"/>
       </w:pPr>
       <w:r>
         <w:t xml:space="preserve">None. Planned:</w:t>
@@ -285,6 +297,8 @@
     <w:p>
       <w:pPr>
         <w:pStyle w:val="FirstParagraph"/>
+        <w:spacing w:after="160" w:line="276" w:lineRule="auto"/>
+        <w:jc w:val="left"/>
       </w:pPr>
       <w:r>
         <w:t xml:space="preserve">None</w:t>
@@ -303,6 +317,8 @@
     <w:p>
       <w:pPr>
         <w:pStyle w:val="FirstParagraph"/>
+        <w:spacing w:after="160" w:line="276" w:lineRule="auto"/>
+        <w:jc w:val="left"/>
       </w:pPr>
       <w:r>
         <w:t xml:space="preserve">Today: none beyond non-null string on open. Planned: FK exists and</w:t>
@@ -327,6 +343,8 @@
     <w:p>
       <w:pPr>
         <w:pStyle w:val="FirstParagraph"/>
+        <w:spacing w:after="160" w:line="276" w:lineRule="auto"/>
+        <w:jc w:val="left"/>
       </w:pPr>
       <w:r>
         <w:t xml:space="preserve">Planned: ADMIN write; broader read</w:t>
@@ -345,6 +363,8 @@
     <w:p>
       <w:pPr>
         <w:pStyle w:val="FirstParagraph"/>
+        <w:spacing w:after="160" w:line="276" w:lineRule="auto"/>
+        <w:jc w:val="left"/>
       </w:pPr>
       <w:r>
         <w:t xml:space="preserve">N/A</w:t>
@@ -363,6 +383,8 @@
     <w:p>
       <w:pPr>
         <w:pStyle w:val="FirstParagraph"/>
+        <w:spacing w:after="160" w:line="276" w:lineRule="auto"/>
+        <w:jc w:val="left"/>
       </w:pPr>
       <w:r>
         <w:t xml:space="preserve">When built: reject unknown branchCode on open account</w:t>
@@ -381,6 +403,8 @@
     <w:p>
       <w:pPr>
         <w:pStyle w:val="FirstParagraph"/>
+        <w:spacing w:after="160" w:line="276" w:lineRule="auto"/>
+        <w:jc w:val="left"/>
       </w:pPr>
       <w:r>
         <w:t xml:space="preserve">Add</w:t>
@@ -423,6 +447,10 @@
       </w:r>
     </w:p>
     <w:p>
+      <w:pPr>
+        <w:spacing w:after="160" w:line="276" w:lineRule="auto"/>
+        <w:jc w:val="left"/>
+      </w:pPr>
       <w:r>
         <w:pict>
           <v:rect style="width:0;height:1.5pt" o:hralign="center" o:hrstd="t" o:hr="t"/>
@@ -452,9 +480,17 @@
     <w:tbl>
       <w:tblPr>
         <w:tblStyle w:val="Table"/>
-        <w:tblW w:type="pct" w:w="4306"/>
-        <w:tblLayout w:type="fixed"/>
+        <w:tblW w:type="pct" w:w="5000"/>
+        <w:tblLayout w:type="autofit"/>
         <w:tblLook w:firstRow="1" w:lastRow="0" w:firstColumn="0" w:lastColumn="0" w:noHBand="0" w:noVBand="0" w:val="0020"/>
+        <w:tblBorders>
+          <w:top w:val="single" w:sz="4" w:space="0" w:color="CBD5E0"/>
+          <w:left w:val="single" w:sz="4" w:space="0" w:color="CBD5E0"/>
+          <w:bottom w:val="single" w:sz="4" w:space="0" w:color="CBD5E0"/>
+          <w:right w:val="single" w:sz="4" w:space="0" w:color="CBD5E0"/>
+          <w:insideH w:val="single" w:sz="4" w:space="0" w:color="CBD5E0"/>
+          <w:insideV w:val="single" w:sz="4" w:space="0" w:color="CBD5E0"/>
+        </w:tblBorders>
       </w:tblPr>
       <w:tblGrid>
         <w:gridCol w:w="2860"/>
@@ -465,25 +501,67 @@
           <w:tblHeader w:val="on"/>
         </w:trPr>
         <w:tc>
-          <w:tcPr/>
+          <w:tcPr>
+            <w:tcMar>
+              <w:top w:w="40" w:type="dxa"/>
+              <w:bottom w:w="40" w:type="dxa"/>
+              <w:left w:w="60" w:type="dxa"/>
+              <w:right w:w="60" w:type="dxa"/>
+            </w:tcMar>
+            <w:shd w:fill="1A365D" w:val="clear"/>
+            <w:tcMar>
+              <w:top w:w="40" w:type="dxa"/>
+              <w:bottom w:w="40" w:type="dxa"/>
+              <w:left w:w="60" w:type="dxa"/>
+              <w:right w:w="60" w:type="dxa"/>
+            </w:tcMar>
+          </w:tcPr>
           <w:p>
             <w:pPr>
               <w:pStyle w:val="Compact"/>
+              <w:spacing w:before="0" w:after="40" w:line="264" w:lineRule="auto"/>
               <w:jc w:val="left"/>
             </w:pPr>
             <w:r>
+              <w:rPr>
+                <w:rFonts w:ascii="Calibri" w:hAnsi="Calibri"/>
+                <w:b/>
+                <w:color w:val="FFFFFF"/>
+                <w:sz w:val="18"/>
+              </w:rPr>
               <w:t xml:space="preserve">Item</w:t>
             </w:r>
           </w:p>
         </w:tc>
         <w:tc>
-          <w:tcPr/>
+          <w:tcPr>
+            <w:tcMar>
+              <w:top w:w="40" w:type="dxa"/>
+              <w:bottom w:w="40" w:type="dxa"/>
+              <w:left w:w="60" w:type="dxa"/>
+              <w:right w:w="60" w:type="dxa"/>
+            </w:tcMar>
+            <w:shd w:fill="1A365D" w:val="clear"/>
+            <w:tcMar>
+              <w:top w:w="40" w:type="dxa"/>
+              <w:bottom w:w="40" w:type="dxa"/>
+              <w:left w:w="60" w:type="dxa"/>
+              <w:right w:w="60" w:type="dxa"/>
+            </w:tcMar>
+          </w:tcPr>
           <w:p>
             <w:pPr>
               <w:pStyle w:val="Compact"/>
+              <w:spacing w:before="0" w:after="40" w:line="264" w:lineRule="auto"/>
               <w:jc w:val="left"/>
             </w:pPr>
             <w:r>
+              <w:rPr>
+                <w:rFonts w:ascii="Calibri" w:hAnsi="Calibri"/>
+                <w:b/>
+                <w:color w:val="FFFFFF"/>
+                <w:sz w:val="18"/>
+              </w:rPr>
               <w:t xml:space="preserve">Detail</w:t>
             </w:r>
           </w:p>
@@ -491,55 +569,119 @@
       </w:tr>
       <w:tr>
         <w:tc>
-          <w:tcPr/>
+          <w:tcPr>
+            <w:tcMar>
+              <w:top w:w="40" w:type="dxa"/>
+              <w:bottom w:w="40" w:type="dxa"/>
+              <w:left w:w="60" w:type="dxa"/>
+              <w:right w:w="60" w:type="dxa"/>
+            </w:tcMar>
+            <w:tcMar>
+              <w:top w:w="40" w:type="dxa"/>
+              <w:bottom w:w="40" w:type="dxa"/>
+              <w:left w:w="60" w:type="dxa"/>
+              <w:right w:w="60" w:type="dxa"/>
+            </w:tcMar>
+          </w:tcPr>
           <w:p>
             <w:pPr>
               <w:pStyle w:val="Compact"/>
+              <w:spacing w:before="0" w:after="40" w:line="264" w:lineRule="auto"/>
               <w:jc w:val="left"/>
             </w:pPr>
             <w:r>
+              <w:rPr>
+                <w:rFonts w:ascii="Calibri" w:hAnsi="Calibri"/>
+                <w:sz w:val="18"/>
+              </w:rPr>
               <w:t xml:space="preserve">Files</w:t>
             </w:r>
           </w:p>
         </w:tc>
         <w:tc>
-          <w:tcPr/>
+          <w:tcPr>
+            <w:tcMar>
+              <w:top w:w="40" w:type="dxa"/>
+              <w:bottom w:w="40" w:type="dxa"/>
+              <w:left w:w="60" w:type="dxa"/>
+              <w:right w:w="60" w:type="dxa"/>
+            </w:tcMar>
+            <w:tcMar>
+              <w:top w:w="40" w:type="dxa"/>
+              <w:bottom w:w="40" w:type="dxa"/>
+              <w:left w:w="60" w:type="dxa"/>
+              <w:right w:w="60" w:type="dxa"/>
+            </w:tcMar>
+          </w:tcPr>
           <w:p>
             <w:pPr>
               <w:pStyle w:val="Compact"/>
+              <w:spacing w:before="0" w:after="40" w:line="264" w:lineRule="auto"/>
               <w:jc w:val="left"/>
             </w:pPr>
             <w:r>
+              <w:rPr>
+                <w:rFonts w:ascii="Calibri" w:hAnsi="Calibri"/>
+                <w:sz w:val="18"/>
+              </w:rPr>
               <w:t xml:space="preserve">New</w:t>
             </w:r>
             <w:r>
+              <w:rPr>
+                <w:rFonts w:ascii="Calibri" w:hAnsi="Calibri"/>
+                <w:sz w:val="18"/>
+              </w:rPr>
               <w:t xml:space="preserve"> </w:t>
             </w:r>
             <w:r>
               <w:rPr>
                 <w:rStyle w:val="VerbatimChar"/>
+                <w:rFonts w:ascii="Calibri" w:hAnsi="Calibri"/>
+                <w:sz w:val="18"/>
               </w:rPr>
               <w:t xml:space="preserve">com/bankone/branch/**</w:t>
             </w:r>
             <w:r>
+              <w:rPr>
+                <w:rFonts w:ascii="Calibri" w:hAnsi="Calibri"/>
+                <w:sz w:val="18"/>
+              </w:rPr>
               <w:t xml:space="preserve">;</w:t>
             </w:r>
             <w:r>
+              <w:rPr>
+                <w:rFonts w:ascii="Calibri" w:hAnsi="Calibri"/>
+                <w:sz w:val="18"/>
+              </w:rPr>
               <w:t xml:space="preserve"> </w:t>
             </w:r>
             <w:r>
               <w:rPr>
                 <w:rStyle w:val="VerbatimChar"/>
+                <w:rFonts w:ascii="Calibri" w:hAnsi="Calibri"/>
+                <w:sz w:val="18"/>
               </w:rPr>
               <w:t xml:space="preserve">AccountServiceImpl.openAccount</w:t>
             </w:r>
             <w:r>
+              <w:rPr>
+                <w:rFonts w:ascii="Calibri" w:hAnsi="Calibri"/>
+                <w:sz w:val="18"/>
+              </w:rPr>
               <w:t xml:space="preserve">;</w:t>
             </w:r>
             <w:r>
+              <w:rPr>
+                <w:rFonts w:ascii="Calibri" w:hAnsi="Calibri"/>
+                <w:sz w:val="18"/>
+              </w:rPr>
               <w:t xml:space="preserve"> </w:t>
             </w:r>
             <w:r>
+              <w:rPr>
+                <w:rFonts w:ascii="Calibri" w:hAnsi="Calibri"/>
+                <w:sz w:val="18"/>
+              </w:rPr>
               <w:t xml:space="preserve">Angular account/customer dialogs</w:t>
             </w:r>
           </w:p>
@@ -547,51 +689,105 @@
       </w:tr>
       <w:tr>
         <w:tc>
-          <w:tcPr/>
+          <w:tcPr>
+            <w:tcMar>
+              <w:top w:w="40" w:type="dxa"/>
+              <w:bottom w:w="40" w:type="dxa"/>
+              <w:left w:w="60" w:type="dxa"/>
+              <w:right w:w="60" w:type="dxa"/>
+            </w:tcMar>
+            <w:tcMar>
+              <w:top w:w="40" w:type="dxa"/>
+              <w:bottom w:w="40" w:type="dxa"/>
+              <w:left w:w="60" w:type="dxa"/>
+              <w:right w:w="60" w:type="dxa"/>
+            </w:tcMar>
+          </w:tcPr>
           <w:p>
             <w:pPr>
               <w:pStyle w:val="Compact"/>
+              <w:spacing w:before="0" w:after="40" w:line="264" w:lineRule="auto"/>
               <w:jc w:val="left"/>
             </w:pPr>
             <w:r>
+              <w:rPr>
+                <w:rFonts w:ascii="Calibri" w:hAnsi="Calibri"/>
+                <w:sz w:val="18"/>
+              </w:rPr>
               <w:t xml:space="preserve">Classes</w:t>
             </w:r>
           </w:p>
         </w:tc>
         <w:tc>
-          <w:tcPr/>
+          <w:tcPr>
+            <w:tcMar>
+              <w:top w:w="40" w:type="dxa"/>
+              <w:bottom w:w="40" w:type="dxa"/>
+              <w:left w:w="60" w:type="dxa"/>
+              <w:right w:w="60" w:type="dxa"/>
+            </w:tcMar>
+            <w:tcMar>
+              <w:top w:w="40" w:type="dxa"/>
+              <w:bottom w:w="40" w:type="dxa"/>
+              <w:left w:w="60" w:type="dxa"/>
+              <w:right w:w="60" w:type="dxa"/>
+            </w:tcMar>
+          </w:tcPr>
           <w:p>
             <w:pPr>
               <w:pStyle w:val="Compact"/>
+              <w:spacing w:before="0" w:after="40" w:line="264" w:lineRule="auto"/>
               <w:jc w:val="left"/>
             </w:pPr>
             <w:r>
               <w:rPr>
                 <w:rStyle w:val="VerbatimChar"/>
+                <w:rFonts w:ascii="Calibri" w:hAnsi="Calibri"/>
+                <w:sz w:val="18"/>
               </w:rPr>
               <w:t xml:space="preserve">BranchController</w:t>
             </w:r>
             <w:r>
+              <w:rPr>
+                <w:rFonts w:ascii="Calibri" w:hAnsi="Calibri"/>
+                <w:sz w:val="18"/>
+              </w:rPr>
               <w:t xml:space="preserve">,</w:t>
             </w:r>
             <w:r>
+              <w:rPr>
+                <w:rFonts w:ascii="Calibri" w:hAnsi="Calibri"/>
+                <w:sz w:val="18"/>
+              </w:rPr>
               <w:t xml:space="preserve"> </w:t>
             </w:r>
             <w:r>
               <w:rPr>
                 <w:rStyle w:val="VerbatimChar"/>
+                <w:rFonts w:ascii="Calibri" w:hAnsi="Calibri"/>
+                <w:sz w:val="18"/>
               </w:rPr>
               <w:t xml:space="preserve">BranchService</w:t>
             </w:r>
             <w:r>
+              <w:rPr>
+                <w:rFonts w:ascii="Calibri" w:hAnsi="Calibri"/>
+                <w:sz w:val="18"/>
+              </w:rPr>
               <w:t xml:space="preserve">,</w:t>
             </w:r>
             <w:r>
+              <w:rPr>
+                <w:rFonts w:ascii="Calibri" w:hAnsi="Calibri"/>
+                <w:sz w:val="18"/>
+              </w:rPr>
               <w:t xml:space="preserve"> </w:t>
             </w:r>
             <w:r>
               <w:rPr>
                 <w:rStyle w:val="VerbatimChar"/>
+                <w:rFonts w:ascii="Calibri" w:hAnsi="Calibri"/>
+                <w:sz w:val="18"/>
               </w:rPr>
               <w:t xml:space="preserve">AccountServiceImpl</w:t>
             </w:r>
@@ -600,49 +796,105 @@
       </w:tr>
       <w:tr>
         <w:tc>
-          <w:tcPr/>
+          <w:tcPr>
+            <w:tcMar>
+              <w:top w:w="40" w:type="dxa"/>
+              <w:bottom w:w="40" w:type="dxa"/>
+              <w:left w:w="60" w:type="dxa"/>
+              <w:right w:w="60" w:type="dxa"/>
+            </w:tcMar>
+            <w:tcMar>
+              <w:top w:w="40" w:type="dxa"/>
+              <w:bottom w:w="40" w:type="dxa"/>
+              <w:left w:w="60" w:type="dxa"/>
+              <w:right w:w="60" w:type="dxa"/>
+            </w:tcMar>
+          </w:tcPr>
           <w:p>
             <w:pPr>
               <w:pStyle w:val="Compact"/>
+              <w:spacing w:before="0" w:after="40" w:line="264" w:lineRule="auto"/>
               <w:jc w:val="left"/>
             </w:pPr>
             <w:r>
+              <w:rPr>
+                <w:rFonts w:ascii="Calibri" w:hAnsi="Calibri"/>
+                <w:sz w:val="18"/>
+              </w:rPr>
               <w:t xml:space="preserve">Methods</w:t>
             </w:r>
           </w:p>
         </w:tc>
         <w:tc>
-          <w:tcPr/>
+          <w:tcPr>
+            <w:tcMar>
+              <w:top w:w="40" w:type="dxa"/>
+              <w:bottom w:w="40" w:type="dxa"/>
+              <w:left w:w="60" w:type="dxa"/>
+              <w:right w:w="60" w:type="dxa"/>
+            </w:tcMar>
+            <w:tcMar>
+              <w:top w:w="40" w:type="dxa"/>
+              <w:bottom w:w="40" w:type="dxa"/>
+              <w:left w:w="60" w:type="dxa"/>
+              <w:right w:w="60" w:type="dxa"/>
+            </w:tcMar>
+          </w:tcPr>
           <w:p>
             <w:pPr>
               <w:pStyle w:val="Compact"/>
+              <w:spacing w:before="0" w:after="40" w:line="264" w:lineRule="auto"/>
               <w:jc w:val="left"/>
             </w:pPr>
             <w:r>
               <w:rPr>
                 <w:rStyle w:val="VerbatimChar"/>
+                <w:rFonts w:ascii="Calibri" w:hAnsi="Calibri"/>
+                <w:sz w:val="18"/>
               </w:rPr>
               <w:t xml:space="preserve">openAccount()</w:t>
             </w:r>
             <w:r>
+              <w:rPr>
+                <w:rFonts w:ascii="Calibri" w:hAnsi="Calibri"/>
+                <w:sz w:val="18"/>
+              </w:rPr>
               <w:t xml:space="preserve"> </w:t>
             </w:r>
             <w:r>
+              <w:rPr>
+                <w:rFonts w:ascii="Calibri" w:hAnsi="Calibri"/>
+                <w:sz w:val="18"/>
+              </w:rPr>
               <w:t xml:space="preserve">—</w:t>
             </w:r>
             <w:r>
+              <w:rPr>
+                <w:rFonts w:ascii="Calibri" w:hAnsi="Calibri"/>
+                <w:sz w:val="18"/>
+              </w:rPr>
               <w:t xml:space="preserve"> </w:t>
             </w:r>
             <w:r>
               <w:rPr>
                 <w:rStyle w:val="VerbatimChar"/>
+                <w:rFonts w:ascii="Calibri" w:hAnsi="Calibri"/>
+                <w:sz w:val="18"/>
               </w:rPr>
               <w:t xml:space="preserve">branchRepository.findByCode</w:t>
             </w:r>
             <w:r>
+              <w:rPr>
+                <w:rFonts w:ascii="Calibri" w:hAnsi="Calibri"/>
+                <w:sz w:val="18"/>
+              </w:rPr>
               <w:t xml:space="preserve"> </w:t>
             </w:r>
             <w:r>
+              <w:rPr>
+                <w:rFonts w:ascii="Calibri" w:hAnsi="Calibri"/>
+                <w:sz w:val="18"/>
+              </w:rPr>
               <w:t xml:space="preserve">before generate</w:t>
             </w:r>
           </w:p>
@@ -650,31 +902,75 @@
       </w:tr>
       <w:tr>
         <w:tc>
-          <w:tcPr/>
+          <w:tcPr>
+            <w:tcMar>
+              <w:top w:w="40" w:type="dxa"/>
+              <w:bottom w:w="40" w:type="dxa"/>
+              <w:left w:w="60" w:type="dxa"/>
+              <w:right w:w="60" w:type="dxa"/>
+            </w:tcMar>
+            <w:tcMar>
+              <w:top w:w="40" w:type="dxa"/>
+              <w:bottom w:w="40" w:type="dxa"/>
+              <w:left w:w="60" w:type="dxa"/>
+              <w:right w:w="60" w:type="dxa"/>
+            </w:tcMar>
+          </w:tcPr>
           <w:p>
             <w:pPr>
               <w:pStyle w:val="Compact"/>
+              <w:spacing w:before="0" w:after="40" w:line="264" w:lineRule="auto"/>
               <w:jc w:val="left"/>
             </w:pPr>
             <w:r>
+              <w:rPr>
+                <w:rFonts w:ascii="Calibri" w:hAnsi="Calibri"/>
+                <w:sz w:val="18"/>
+              </w:rPr>
               <w:t xml:space="preserve">Impact</w:t>
             </w:r>
           </w:p>
         </w:tc>
         <w:tc>
-          <w:tcPr/>
+          <w:tcPr>
+            <w:tcMar>
+              <w:top w:w="40" w:type="dxa"/>
+              <w:bottom w:w="40" w:type="dxa"/>
+              <w:left w:w="60" w:type="dxa"/>
+              <w:right w:w="60" w:type="dxa"/>
+            </w:tcMar>
+            <w:tcMar>
+              <w:top w:w="40" w:type="dxa"/>
+              <w:bottom w:w="40" w:type="dxa"/>
+              <w:left w:w="60" w:type="dxa"/>
+              <w:right w:w="60" w:type="dxa"/>
+            </w:tcMar>
+          </w:tcPr>
           <w:p>
             <w:pPr>
               <w:pStyle w:val="Compact"/>
+              <w:spacing w:before="0" w:after="40" w:line="264" w:lineRule="auto"/>
               <w:jc w:val="left"/>
             </w:pPr>
             <w:r>
+              <w:rPr>
+                <w:rFonts w:ascii="Calibri" w:hAnsi="Calibri"/>
+                <w:sz w:val="18"/>
+              </w:rPr>
               <w:t xml:space="preserve">Account number generation; reports;</w:t>
             </w:r>
             <w:r>
+              <w:rPr>
+                <w:rFonts w:ascii="Calibri" w:hAnsi="Calibri"/>
+                <w:sz w:val="18"/>
+              </w:rPr>
               <w:t xml:space="preserve"> </w:t>
             </w:r>
             <w:r>
+              <w:rPr>
+                <w:rFonts w:ascii="Calibri" w:hAnsi="Calibri"/>
+                <w:sz w:val="18"/>
+              </w:rPr>
               <w:t xml:space="preserve">employee home-branch later</w:t>
             </w:r>
           </w:p>
